--- a/docs/word/10 - The Projects Page and Dashboard.docx
+++ b/docs/word/10 - The Projects Page and Dashboard.docx
@@ -351,7 +351,7 @@
                 <w:sz w:val="18"/>
                 <w:szCs w:val="18"/>
               </w:rPr>
-              <w:t xml:space="preserve">1 · Four new columns in the Variation Log list</w:t>
+              <w:t xml:space="preserve">1 · Five new columns in the Variation Log list</w:t>
             </w:r>
           </w:p>
         </w:tc>
@@ -377,7 +377,7 @@
                 <w:sz w:val="18"/>
                 <w:szCs w:val="18"/>
               </w:rPr>
-              <w:t xml:space="preserve">Values and statuses still show — they are read from each row's saved form</w:t>
+              <w:t xml:space="preserve">Values, statuses, approvals and commentary still show — they are read from each row's saved form</w:t>
             </w:r>
           </w:p>
         </w:tc>
@@ -503,7 +503,7 @@
                 <w:sz w:val="18"/>
                 <w:szCs w:val="18"/>
               </w:rPr>
-              <w:t xml:space="preserve">Every save and every status change fills them</w:t>
+              <w:t xml:space="preserve">Every save, status change, approval and comment fills them</w:t>
             </w:r>
           </w:p>
         </w:tc>
@@ -879,7 +879,27 @@
                 <w:sz w:val="18"/>
                 <w:szCs w:val="18"/>
               </w:rPr>
-              <w:t xml:space="preserve">On the dashboard. The approved value fills in as the variation's value, and the date as today — both can be changed</w:t>
+              <w:t xml:space="preserve">On the dashboard — the status list in the table, or the </w:t>
+            </w:r>
+            <w:r>
+              <w:rPr>
+                <w:rFonts w:ascii="Arial" w:cs="Arial" w:eastAsia="Arial" w:hAnsi="Arial"/>
+                <w:b/>
+                <w:bCs/>
+                <w:color w:val="1C2B3A"/>
+                <w:sz w:val="18"/>
+                <w:szCs w:val="18"/>
+              </w:rPr>
+              <w:t xml:space="preserve">Builder commentary</w:t>
+            </w:r>
+            <w:r>
+              <w:rPr>
+                <w:rFonts w:ascii="Arial" w:cs="Arial" w:eastAsia="Arial" w:hAnsi="Arial"/>
+                <w:color w:val="1C2B3A"/>
+                <w:sz w:val="18"/>
+                <w:szCs w:val="18"/>
+              </w:rPr>
+              <w:t xml:space="preserve"> window</w:t>
             </w:r>
           </w:p>
         </w:tc>
@@ -935,7 +955,7 @@
                 <w:sz w:val="18"/>
                 <w:szCs w:val="18"/>
               </w:rPr>
-              <w:t xml:space="preserve">On the dashboard</w:t>
+              <w:t xml:space="preserve">The same</w:t>
             </w:r>
           </w:p>
         </w:tc>
@@ -945,6 +965,153 @@
       <w:pPr>
         <w:spacing w:after="200"/>
       </w:pPr>
+    </w:p>
+    <w:p>
+      <w:pPr>
+        <w:pStyle w:val="Heading2"/>
+        <w:spacing w:after="140" w:before="320"/>
+      </w:pPr>
+      <w:r>
+        <w:rPr>
+          <w:rFonts w:ascii="Arial" w:cs="Arial" w:eastAsia="Arial" w:hAnsi="Arial"/>
+          <w:b/>
+          <w:bCs/>
+          <w:color w:val="2A4258"/>
+          <w:sz w:val="24"/>
+          <w:szCs w:val="24"/>
+        </w:rPr>
+        <w:t xml:space="preserve">Approved value and date</w:t>
+      </w:r>
+    </w:p>
+    <w:p>
+      <w:pPr>
+        <w:spacing w:after="160" w:line="276"/>
+      </w:pPr>
+      <w:r>
+        <w:rPr>
+          <w:rFonts w:ascii="Arial" w:cs="Arial" w:eastAsia="Arial" w:hAnsi="Arial"/>
+          <w:color w:val="1C2B3A"/>
+          <w:sz w:val="20"/>
+          <w:szCs w:val="20"/>
+        </w:rPr>
+        <w:t xml:space="preserve">Entered by hand in the </w:t>
+      </w:r>
+      <w:r>
+        <w:rPr>
+          <w:rFonts w:ascii="Arial" w:cs="Arial" w:eastAsia="Arial" w:hAnsi="Arial"/>
+          <w:b/>
+          <w:bCs/>
+          <w:color w:val="1C2B3A"/>
+          <w:sz w:val="20"/>
+          <w:szCs w:val="20"/>
+        </w:rPr>
+        <w:t xml:space="preserve">Builder commentary</w:t>
+      </w:r>
+      <w:r>
+        <w:rPr>
+          <w:rFonts w:ascii="Arial" w:cs="Arial" w:eastAsia="Arial" w:hAnsi="Arial"/>
+          <w:color w:val="1C2B3A"/>
+          <w:sz w:val="20"/>
+          <w:szCs w:val="20"/>
+        </w:rPr>
+        <w:t xml:space="preserve"> window, from what the builder actually approved. They are </w:t>
+      </w:r>
+      <w:r>
+        <w:rPr>
+          <w:rFonts w:ascii="Arial" w:cs="Arial" w:eastAsia="Arial" w:hAnsi="Arial"/>
+          <w:b/>
+          <w:bCs/>
+          <w:color w:val="1C2B3A"/>
+          <w:sz w:val="20"/>
+          <w:szCs w:val="20"/>
+        </w:rPr>
+        <w:t xml:space="preserve">not</w:t>
+      </w:r>
+      <w:r>
+        <w:rPr>
+          <w:rFonts w:ascii="Arial" w:cs="Arial" w:eastAsia="Arial" w:hAnsi="Arial"/>
+          <w:color w:val="1C2B3A"/>
+          <w:sz w:val="20"/>
+          <w:szCs w:val="20"/>
+        </w:rPr>
+        <w:t xml:space="preserve"> taken from the schedule of rates — the window shows the schedule's figure beside them for reference only. The dashboard's </w:t>
+      </w:r>
+      <w:r>
+        <w:rPr>
+          <w:rFonts w:ascii="Arial" w:cs="Arial" w:eastAsia="Arial" w:hAnsi="Arial"/>
+          <w:i/>
+          <w:iCs/>
+          <w:color w:val="1C2B3A"/>
+          <w:sz w:val="20"/>
+          <w:szCs w:val="20"/>
+        </w:rPr>
+        <w:t xml:space="preserve">Approved</w:t>
+      </w:r>
+      <w:r>
+        <w:rPr>
+          <w:rFonts w:ascii="Arial" w:cs="Arial" w:eastAsia="Arial" w:hAnsi="Arial"/>
+          <w:color w:val="1C2B3A"/>
+          <w:sz w:val="20"/>
+          <w:szCs w:val="20"/>
+        </w:rPr>
+        <w:t xml:space="preserve"> total adds up the approved values entered, and says how many approved variations do not have one yet.</w:t>
+      </w:r>
+    </w:p>
+    <w:p>
+      <w:pPr>
+        <w:pStyle w:val="Heading2"/>
+        <w:spacing w:after="140" w:before="320"/>
+      </w:pPr>
+      <w:r>
+        <w:rPr>
+          <w:rFonts w:ascii="Arial" w:cs="Arial" w:eastAsia="Arial" w:hAnsi="Arial"/>
+          <w:b/>
+          <w:bCs/>
+          <w:color w:val="2A4258"/>
+          <w:sz w:val="24"/>
+          <w:szCs w:val="24"/>
+        </w:rPr>
+        <w:t xml:space="preserve">Builder commentary</w:t>
+      </w:r>
+    </w:p>
+    <w:p>
+      <w:pPr>
+        <w:spacing w:after="160" w:line="276"/>
+      </w:pPr>
+      <w:r>
+        <w:rPr>
+          <w:rFonts w:ascii="Arial" w:cs="Arial" w:eastAsia="Arial" w:hAnsi="Arial"/>
+          <w:b/>
+          <w:bCs/>
+          <w:color w:val="1C2B3A"/>
+          <w:sz w:val="20"/>
+          <w:szCs w:val="20"/>
+        </w:rPr>
+        <w:t xml:space="preserve">Builder commentary</w:t>
+      </w:r>
+      <w:r>
+        <w:rPr>
+          <w:rFonts w:ascii="Arial" w:cs="Arial" w:eastAsia="Arial" w:hAnsi="Arial"/>
+          <w:color w:val="1C2B3A"/>
+          <w:sz w:val="20"/>
+          <w:szCs w:val="20"/>
+        </w:rPr>
+        <w:t xml:space="preserve"> on each row opens a window with the variation's thread: every entry timestamped when it is added, with who it is from (the builder's contact) and who entered it (your name, remembered on this computer, or the signed-in Microsoft account). Each entry is saved to the log as soon as it is added. Entries are never edited or removed, only added.</w:t>
+      </w:r>
+    </w:p>
+    <w:p>
+      <w:pPr>
+        <w:spacing w:after="160" w:line="276"/>
+      </w:pPr>
+      <w:r>
+        <w:rPr>
+          <w:rFonts w:ascii="Arial" w:cs="Arial" w:eastAsia="Arial" w:hAnsi="Arial"/>
+          <w:color w:val="1C2B3A"/>
+          <w:sz w:val="20"/>
+          <w:szCs w:val="20"/>
+        </w:rPr>
+        <w:t xml:space="preserve">Two people can add commentary to the same variation at once without losing each other's: the window reads the row again just before it saves and merges the two threads. A revision has a thread of its own; the original's stays with the original.</w:t>
+      </w:r>
     </w:p>
     <w:p>
       <w:pPr>
@@ -1115,7 +1282,7 @@
           <w:sz w:val="30"/>
           <w:szCs w:val="30"/>
         </w:rPr>
-        <w:t xml:space="preserve">1 · Add four columns to the Variation Log list</w:t>
+        <w:t xml:space="preserve">1 · Add five columns to the Variation Log list</w:t>
       </w:r>
     </w:p>
     <w:p>
@@ -1165,9 +1332,9 @@
         </w:tblBorders>
       </w:tblPr>
       <w:tblGrid>
-        <w:gridCol w:w="1219"/>
-        <w:gridCol w:w="2927"/>
-        <w:gridCol w:w="4880"/>
+        <w:gridCol w:w="1441"/>
+        <w:gridCol w:w="3033"/>
+        <w:gridCol w:w="4552"/>
       </w:tblGrid>
       <w:tr>
         <w:trPr>
@@ -1175,7 +1342,7 @@
         </w:trPr>
         <w:tc>
           <w:tcPr>
-            <w:tcW w:type="dxa" w:w="1219"/>
+            <w:tcW w:type="dxa" w:w="1441"/>
             <w:shd w:fill="4C5C6D" w:val="clear"/>
             <w:tcMar>
               <w:top w:type="dxa" w:w="60"/>
@@ -1203,7 +1370,7 @@
         </w:tc>
         <w:tc>
           <w:tcPr>
-            <w:tcW w:type="dxa" w:w="2927"/>
+            <w:tcW w:type="dxa" w:w="3033"/>
             <w:shd w:fill="4C5C6D" w:val="clear"/>
             <w:tcMar>
               <w:top w:type="dxa" w:w="60"/>
@@ -1231,7 +1398,7 @@
         </w:tc>
         <w:tc>
           <w:tcPr>
-            <w:tcW w:type="dxa" w:w="4880"/>
+            <w:tcW w:type="dxa" w:w="4552"/>
             <w:shd w:fill="4C5C6D" w:val="clear"/>
             <w:tcMar>
               <w:top w:type="dxa" w:w="60"/>
@@ -1261,7 +1428,7 @@
       <w:tr>
         <w:tc>
           <w:tcPr>
-            <w:tcW w:type="dxa" w:w="1219"/>
+            <w:tcW w:type="dxa" w:w="1441"/>
             <w:shd w:fill="FFFFFF" w:val="clear"/>
             <w:tcMar>
               <w:top w:type="dxa" w:w="60"/>
@@ -1288,7 +1455,7 @@
         </w:tc>
         <w:tc>
           <w:tcPr>
-            <w:tcW w:type="dxa" w:w="2927"/>
+            <w:tcW w:type="dxa" w:w="3033"/>
             <w:shd w:fill="FFFFFF" w:val="clear"/>
             <w:tcMar>
               <w:top w:type="dxa" w:w="60"/>
@@ -1316,7 +1483,7 @@
         </w:tc>
         <w:tc>
           <w:tcPr>
-            <w:tcW w:type="dxa" w:w="4880"/>
+            <w:tcW w:type="dxa" w:w="4552"/>
             <w:shd w:fill="FFFFFF" w:val="clear"/>
             <w:tcMar>
               <w:top w:type="dxa" w:w="60"/>
@@ -1430,7 +1597,7 @@
       <w:tr>
         <w:tc>
           <w:tcPr>
-            <w:tcW w:type="dxa" w:w="1219"/>
+            <w:tcW w:type="dxa" w:w="1441"/>
             <w:shd w:fill="FFFFFF" w:val="clear"/>
             <w:tcMar>
               <w:top w:type="dxa" w:w="60"/>
@@ -1457,7 +1624,7 @@
         </w:tc>
         <w:tc>
           <w:tcPr>
-            <w:tcW w:type="dxa" w:w="2927"/>
+            <w:tcW w:type="dxa" w:w="3033"/>
             <w:shd w:fill="FFFFFF" w:val="clear"/>
             <w:tcMar>
               <w:top w:type="dxa" w:w="60"/>
@@ -1494,7 +1661,7 @@
         </w:tc>
         <w:tc>
           <w:tcPr>
-            <w:tcW w:type="dxa" w:w="4880"/>
+            <w:tcW w:type="dxa" w:w="4552"/>
             <w:shd w:fill="FFFFFF" w:val="clear"/>
             <w:tcMar>
               <w:top w:type="dxa" w:w="60"/>
@@ -1522,7 +1689,7 @@
       <w:tr>
         <w:tc>
           <w:tcPr>
-            <w:tcW w:type="dxa" w:w="1219"/>
+            <w:tcW w:type="dxa" w:w="1441"/>
             <w:shd w:fill="FFFFFF" w:val="clear"/>
             <w:tcMar>
               <w:top w:type="dxa" w:w="60"/>
@@ -1549,7 +1716,7 @@
         </w:tc>
         <w:tc>
           <w:tcPr>
-            <w:tcW w:type="dxa" w:w="2927"/>
+            <w:tcW w:type="dxa" w:w="3033"/>
             <w:shd w:fill="FFFFFF" w:val="clear"/>
             <w:tcMar>
               <w:top w:type="dxa" w:w="60"/>
@@ -1586,7 +1753,7 @@
         </w:tc>
         <w:tc>
           <w:tcPr>
-            <w:tcW w:type="dxa" w:w="4880"/>
+            <w:tcW w:type="dxa" w:w="4552"/>
             <w:shd w:fill="FFFFFF" w:val="clear"/>
             <w:tcMar>
               <w:top w:type="dxa" w:w="60"/>
@@ -1614,7 +1781,7 @@
       <w:tr>
         <w:tc>
           <w:tcPr>
-            <w:tcW w:type="dxa" w:w="1219"/>
+            <w:tcW w:type="dxa" w:w="1441"/>
             <w:shd w:fill="FFFFFF" w:val="clear"/>
             <w:tcMar>
               <w:top w:type="dxa" w:w="60"/>
@@ -1641,7 +1808,7 @@
         </w:tc>
         <w:tc>
           <w:tcPr>
-            <w:tcW w:type="dxa" w:w="2927"/>
+            <w:tcW w:type="dxa" w:w="3033"/>
             <w:shd w:fill="FFFFFF" w:val="clear"/>
             <w:tcMar>
               <w:top w:type="dxa" w:w="60"/>
@@ -1689,7 +1856,7 @@
         </w:tc>
         <w:tc>
           <w:tcPr>
-            <w:tcW w:type="dxa" w:w="4880"/>
+            <w:tcW w:type="dxa" w:w="4552"/>
             <w:shd w:fill="FFFFFF" w:val="clear"/>
             <w:tcMar>
               <w:top w:type="dxa" w:w="60"/>
@@ -1710,6 +1877,109 @@
                 <w:szCs w:val="18"/>
               </w:rPr>
               <w:t xml:space="preserve"/>
+            </w:r>
+          </w:p>
+        </w:tc>
+      </w:tr>
+      <w:tr>
+        <w:tc>
+          <w:tcPr>
+            <w:tcW w:type="dxa" w:w="1441"/>
+            <w:shd w:fill="FFFFFF" w:val="clear"/>
+            <w:tcMar>
+              <w:top w:type="dxa" w:w="60"/>
+              <w:left w:type="dxa" w:w="110"/>
+              <w:bottom w:type="dxa" w:w="60"/>
+              <w:right w:type="dxa" w:w="110"/>
+            </w:tcMar>
+          </w:tcPr>
+          <w:p>
+            <w:pPr>
+              <w:spacing w:after="0" w:before="0"/>
+            </w:pPr>
+            <w:r>
+              <w:rPr>
+                <w:rFonts w:ascii="Consolas" w:cs="Consolas" w:eastAsia="Consolas" w:hAnsi="Consolas"/>
+                <w:color w:val="2A4258"/>
+                <w:sz w:val="16"/>
+                <w:szCs w:val="16"/>
+                <w:shd w:fill="F2F0EA" w:val="clear"/>
+              </w:rPr>
+              <w:t xml:space="preserve">BuilderCommentary</w:t>
+            </w:r>
+          </w:p>
+        </w:tc>
+        <w:tc>
+          <w:tcPr>
+            <w:tcW w:type="dxa" w:w="3033"/>
+            <w:shd w:fill="FFFFFF" w:val="clear"/>
+            <w:tcMar>
+              <w:top w:type="dxa" w:w="60"/>
+              <w:left w:type="dxa" w:w="110"/>
+              <w:bottom w:type="dxa" w:w="60"/>
+              <w:right w:type="dxa" w:w="110"/>
+            </w:tcMar>
+          </w:tcPr>
+          <w:p>
+            <w:pPr>
+              <w:spacing w:after="0" w:before="0"/>
+            </w:pPr>
+            <w:r>
+              <w:rPr>
+                <w:rFonts w:ascii="Arial" w:cs="Arial" w:eastAsia="Arial" w:hAnsi="Arial"/>
+                <w:b/>
+                <w:bCs/>
+                <w:color w:val="1C2B3A"/>
+                <w:sz w:val="18"/>
+                <w:szCs w:val="18"/>
+              </w:rPr>
+              <w:t xml:space="preserve">Multiple lines of text</w:t>
+            </w:r>
+            <w:r>
+              <w:rPr>
+                <w:rFonts w:ascii="Arial" w:cs="Arial" w:eastAsia="Arial" w:hAnsi="Arial"/>
+                <w:color w:val="1C2B3A"/>
+                <w:sz w:val="18"/>
+                <w:szCs w:val="18"/>
+              </w:rPr>
+              <w:t xml:space="preserve">, </w:t>
+            </w:r>
+            <w:r>
+              <w:rPr>
+                <w:rFonts w:ascii="Arial" w:cs="Arial" w:eastAsia="Arial" w:hAnsi="Arial"/>
+                <w:i/>
+                <w:iCs/>
+                <w:color w:val="1C2B3A"/>
+                <w:sz w:val="18"/>
+                <w:szCs w:val="18"/>
+              </w:rPr>
+              <w:t xml:space="preserve">plain text</w:t>
+            </w:r>
+          </w:p>
+        </w:tc>
+        <w:tc>
+          <w:tcPr>
+            <w:tcW w:type="dxa" w:w="4552"/>
+            <w:shd w:fill="FFFFFF" w:val="clear"/>
+            <w:tcMar>
+              <w:top w:type="dxa" w:w="60"/>
+              <w:left w:type="dxa" w:w="110"/>
+              <w:bottom w:type="dxa" w:w="60"/>
+              <w:right w:type="dxa" w:w="110"/>
+            </w:tcMar>
+          </w:tcPr>
+          <w:p>
+            <w:pPr>
+              <w:spacing w:after="0" w:before="0"/>
+            </w:pPr>
+            <w:r>
+              <w:rPr>
+                <w:rFonts w:ascii="Arial" w:cs="Arial" w:eastAsia="Arial" w:hAnsi="Arial"/>
+                <w:color w:val="1C2B3A"/>
+                <w:sz w:val="18"/>
+                <w:szCs w:val="18"/>
+              </w:rPr>
+              <w:t xml:space="preserve">The whole thread as readable text, newest last</w:t>
             </w:r>
           </w:p>
         </w:tc>
@@ -1865,7 +2135,7 @@
           <w:sz w:val="20"/>
           <w:szCs w:val="20"/>
         </w:rPr>
-        <w:t xml:space="preserve"> (If no), fill the four new fields:</w:t>
+        <w:t xml:space="preserve"> (If no), fill the five new fields:</w:t>
       </w:r>
     </w:p>
     <w:tbl>
@@ -1881,8 +2151,8 @@
         </w:tblBorders>
       </w:tblPr>
       <w:tblGrid>
-        <w:gridCol w:w="2133"/>
-        <w:gridCol w:w="6893"/>
+        <w:gridCol w:w="2435"/>
+        <w:gridCol w:w="6591"/>
       </w:tblGrid>
       <w:tr>
         <w:trPr>
@@ -1890,7 +2160,7 @@
         </w:trPr>
         <w:tc>
           <w:tcPr>
-            <w:tcW w:type="dxa" w:w="2133"/>
+            <w:tcW w:type="dxa" w:w="2435"/>
             <w:shd w:fill="4C5C6D" w:val="clear"/>
             <w:tcMar>
               <w:top w:type="dxa" w:w="60"/>
@@ -1918,7 +2188,7 @@
         </w:tc>
         <w:tc>
           <w:tcPr>
-            <w:tcW w:type="dxa" w:w="6893"/>
+            <w:tcW w:type="dxa" w:w="6591"/>
             <w:shd w:fill="4C5C6D" w:val="clear"/>
             <w:tcMar>
               <w:top w:type="dxa" w:w="60"/>
@@ -1948,7 +2218,7 @@
       <w:tr>
         <w:tc>
           <w:tcPr>
-            <w:tcW w:type="dxa" w:w="2133"/>
+            <w:tcW w:type="dxa" w:w="2435"/>
             <w:shd w:fill="FFFFFF" w:val="clear"/>
             <w:tcMar>
               <w:top w:type="dxa" w:w="60"/>
@@ -1974,7 +2244,7 @@
         </w:tc>
         <w:tc>
           <w:tcPr>
-            <w:tcW w:type="dxa" w:w="6893"/>
+            <w:tcW w:type="dxa" w:w="6591"/>
             <w:shd w:fill="FFFFFF" w:val="clear"/>
             <w:tcMar>
               <w:top w:type="dxa" w:w="60"/>
@@ -2003,7 +2273,7 @@
       <w:tr>
         <w:tc>
           <w:tcPr>
-            <w:tcW w:type="dxa" w:w="2133"/>
+            <w:tcW w:type="dxa" w:w="2435"/>
             <w:shd w:fill="FFFFFF" w:val="clear"/>
             <w:tcMar>
               <w:top w:type="dxa" w:w="60"/>
@@ -2029,7 +2299,7 @@
         </w:tc>
         <w:tc>
           <w:tcPr>
-            <w:tcW w:type="dxa" w:w="6893"/>
+            <w:tcW w:type="dxa" w:w="6591"/>
             <w:shd w:fill="FFFFFF" w:val="clear"/>
             <w:tcMar>
               <w:top w:type="dxa" w:w="60"/>
@@ -2058,7 +2328,7 @@
       <w:tr>
         <w:tc>
           <w:tcPr>
-            <w:tcW w:type="dxa" w:w="2133"/>
+            <w:tcW w:type="dxa" w:w="2435"/>
             <w:shd w:fill="FFFFFF" w:val="clear"/>
             <w:tcMar>
               <w:top w:type="dxa" w:w="60"/>
@@ -2084,7 +2354,7 @@
         </w:tc>
         <w:tc>
           <w:tcPr>
-            <w:tcW w:type="dxa" w:w="6893"/>
+            <w:tcW w:type="dxa" w:w="6591"/>
             <w:shd w:fill="FFFFFF" w:val="clear"/>
             <w:tcMar>
               <w:top w:type="dxa" w:w="60"/>
@@ -2113,7 +2383,7 @@
       <w:tr>
         <w:tc>
           <w:tcPr>
-            <w:tcW w:type="dxa" w:w="2133"/>
+            <w:tcW w:type="dxa" w:w="2435"/>
             <w:shd w:fill="FFFFFF" w:val="clear"/>
             <w:tcMar>
               <w:top w:type="dxa" w:w="60"/>
@@ -2139,7 +2409,7 @@
         </w:tc>
         <w:tc>
           <w:tcPr>
-            <w:tcW w:type="dxa" w:w="6893"/>
+            <w:tcW w:type="dxa" w:w="6591"/>
             <w:shd w:fill="FFFFFF" w:val="clear"/>
             <w:tcMar>
               <w:top w:type="dxa" w:w="60"/>
@@ -2161,6 +2431,61 @@
                 <w:shd w:fill="F2F0EA" w:val="clear"/>
               </w:rPr>
               <w:t xml:space="preserve">@{outputs('Incoming')?['approvedDate']}</w:t>
+            </w:r>
+          </w:p>
+        </w:tc>
+      </w:tr>
+      <w:tr>
+        <w:tc>
+          <w:tcPr>
+            <w:tcW w:type="dxa" w:w="2435"/>
+            <w:shd w:fill="FFFFFF" w:val="clear"/>
+            <w:tcMar>
+              <w:top w:type="dxa" w:w="60"/>
+              <w:left w:type="dxa" w:w="110"/>
+              <w:bottom w:type="dxa" w:w="60"/>
+              <w:right w:type="dxa" w:w="110"/>
+            </w:tcMar>
+          </w:tcPr>
+          <w:p>
+            <w:pPr>
+              <w:spacing w:after="0" w:before="0"/>
+            </w:pPr>
+            <w:r>
+              <w:rPr>
+                <w:rFonts w:ascii="Arial" w:cs="Arial" w:eastAsia="Arial" w:hAnsi="Arial"/>
+                <w:color w:val="1C2B3A"/>
+                <w:sz w:val="18"/>
+                <w:szCs w:val="18"/>
+              </w:rPr>
+              <w:t xml:space="preserve">BuilderCommentary</w:t>
+            </w:r>
+          </w:p>
+        </w:tc>
+        <w:tc>
+          <w:tcPr>
+            <w:tcW w:type="dxa" w:w="6591"/>
+            <w:shd w:fill="FFFFFF" w:val="clear"/>
+            <w:tcMar>
+              <w:top w:type="dxa" w:w="60"/>
+              <w:left w:type="dxa" w:w="110"/>
+              <w:bottom w:type="dxa" w:w="60"/>
+              <w:right w:type="dxa" w:w="110"/>
+            </w:tcMar>
+          </w:tcPr>
+          <w:p>
+            <w:pPr>
+              <w:spacing w:after="0" w:before="0"/>
+            </w:pPr>
+            <w:r>
+              <w:rPr>
+                <w:rFonts w:ascii="Consolas" w:cs="Consolas" w:eastAsia="Consolas" w:hAnsi="Consolas"/>
+                <w:color w:val="2A4258"/>
+                <w:sz w:val="16"/>
+                <w:szCs w:val="16"/>
+                <w:shd w:fill="F2F0EA" w:val="clear"/>
+              </w:rPr>
+              <w:t xml:space="preserve">@{outputs('Incoming')?['builderCommentary']}</w:t>
             </w:r>
           </w:p>
         </w:tc>
@@ -2950,7 +3275,7 @@
           <w:sz w:val="20"/>
           <w:szCs w:val="20"/>
         </w:rPr>
-        <w:t xml:space="preserve">Flow 5 receives four more fields with every write:</w:t>
+        <w:t xml:space="preserve">Flow 5 receives five more fields with every write:</w:t>
       </w:r>
     </w:p>
     <w:tbl>
@@ -2966,8 +3291,8 @@
         </w:tblBorders>
       </w:tblPr>
       <w:tblGrid>
-        <w:gridCol w:w="2051"/>
-        <w:gridCol w:w="6975"/>
+        <w:gridCol w:w="2170"/>
+        <w:gridCol w:w="6856"/>
       </w:tblGrid>
       <w:tr>
         <w:trPr>
@@ -2975,7 +3300,7 @@
         </w:trPr>
         <w:tc>
           <w:tcPr>
-            <w:tcW w:type="dxa" w:w="2051"/>
+            <w:tcW w:type="dxa" w:w="2170"/>
             <w:shd w:fill="4C5C6D" w:val="clear"/>
             <w:tcMar>
               <w:top w:type="dxa" w:w="60"/>
@@ -3003,7 +3328,7 @@
         </w:tc>
         <w:tc>
           <w:tcPr>
-            <w:tcW w:type="dxa" w:w="6975"/>
+            <w:tcW w:type="dxa" w:w="6856"/>
             <w:shd w:fill="4C5C6D" w:val="clear"/>
             <w:tcMar>
               <w:top w:type="dxa" w:w="60"/>
@@ -3033,7 +3358,7 @@
       <w:tr>
         <w:tc>
           <w:tcPr>
-            <w:tcW w:type="dxa" w:w="2051"/>
+            <w:tcW w:type="dxa" w:w="2170"/>
             <w:shd w:fill="FFFFFF" w:val="clear"/>
             <w:tcMar>
               <w:top w:type="dxa" w:w="60"/>
@@ -3060,7 +3385,7 @@
         </w:tc>
         <w:tc>
           <w:tcPr>
-            <w:tcW w:type="dxa" w:w="6975"/>
+            <w:tcW w:type="dxa" w:w="6856"/>
             <w:shd w:fill="FFFFFF" w:val="clear"/>
             <w:tcMar>
               <w:top w:type="dxa" w:w="60"/>
@@ -3089,7 +3414,7 @@
       <w:tr>
         <w:tc>
           <w:tcPr>
-            <w:tcW w:type="dxa" w:w="2051"/>
+            <w:tcW w:type="dxa" w:w="2170"/>
             <w:shd w:fill="FFFFFF" w:val="clear"/>
             <w:tcMar>
               <w:top w:type="dxa" w:w="60"/>
@@ -3116,7 +3441,7 @@
         </w:tc>
         <w:tc>
           <w:tcPr>
-            <w:tcW w:type="dxa" w:w="6975"/>
+            <w:tcW w:type="dxa" w:w="6856"/>
             <w:shd w:fill="FFFFFF" w:val="clear"/>
             <w:tcMar>
               <w:top w:type="dxa" w:w="60"/>
@@ -3173,7 +3498,7 @@
       <w:tr>
         <w:tc>
           <w:tcPr>
-            <w:tcW w:type="dxa" w:w="2051"/>
+            <w:tcW w:type="dxa" w:w="2170"/>
             <w:shd w:fill="FFFFFF" w:val="clear"/>
             <w:tcMar>
               <w:top w:type="dxa" w:w="60"/>
@@ -3200,7 +3525,7 @@
         </w:tc>
         <w:tc>
           <w:tcPr>
-            <w:tcW w:type="dxa" w:w="6975"/>
+            <w:tcW w:type="dxa" w:w="6856"/>
             <w:shd w:fill="FFFFFF" w:val="clear"/>
             <w:tcMar>
               <w:top w:type="dxa" w:w="60"/>
@@ -3248,7 +3573,7 @@
       <w:tr>
         <w:tc>
           <w:tcPr>
-            <w:tcW w:type="dxa" w:w="2051"/>
+            <w:tcW w:type="dxa" w:w="2170"/>
             <w:shd w:fill="FFFFFF" w:val="clear"/>
             <w:tcMar>
               <w:top w:type="dxa" w:w="60"/>
@@ -3275,7 +3600,7 @@
         </w:tc>
         <w:tc>
           <w:tcPr>
-            <w:tcW w:type="dxa" w:w="6975"/>
+            <w:tcW w:type="dxa" w:w="6856"/>
             <w:shd w:fill="FFFFFF" w:val="clear"/>
             <w:tcMar>
               <w:top w:type="dxa" w:w="60"/>
@@ -3316,6 +3641,71 @@
                 <w:shd w:fill="F2F0EA" w:val="clear"/>
               </w:rPr>
               <w:t xml:space="preserve">null</w:t>
+            </w:r>
+          </w:p>
+        </w:tc>
+      </w:tr>
+      <w:tr>
+        <w:tc>
+          <w:tcPr>
+            <w:tcW w:type="dxa" w:w="2170"/>
+            <w:shd w:fill="FFFFFF" w:val="clear"/>
+            <w:tcMar>
+              <w:top w:type="dxa" w:w="60"/>
+              <w:left w:type="dxa" w:w="110"/>
+              <w:bottom w:type="dxa" w:w="60"/>
+              <w:right w:type="dxa" w:w="110"/>
+            </w:tcMar>
+          </w:tcPr>
+          <w:p>
+            <w:pPr>
+              <w:spacing w:after="0" w:before="0"/>
+            </w:pPr>
+            <w:r>
+              <w:rPr>
+                <w:rFonts w:ascii="Consolas" w:cs="Consolas" w:eastAsia="Consolas" w:hAnsi="Consolas"/>
+                <w:color w:val="2A4258"/>
+                <w:sz w:val="16"/>
+                <w:szCs w:val="16"/>
+                <w:shd w:fill="F2F0EA" w:val="clear"/>
+              </w:rPr>
+              <w:t xml:space="preserve">builderCommentary</w:t>
+            </w:r>
+          </w:p>
+        </w:tc>
+        <w:tc>
+          <w:tcPr>
+            <w:tcW w:type="dxa" w:w="6856"/>
+            <w:shd w:fill="FFFFFF" w:val="clear"/>
+            <w:tcMar>
+              <w:top w:type="dxa" w:w="60"/>
+              <w:left w:type="dxa" w:w="110"/>
+              <w:bottom w:type="dxa" w:w="60"/>
+              <w:right w:type="dxa" w:w="110"/>
+            </w:tcMar>
+          </w:tcPr>
+          <w:p>
+            <w:pPr>
+              <w:spacing w:after="0" w:before="0"/>
+            </w:pPr>
+            <w:r>
+              <w:rPr>
+                <w:rFonts w:ascii="Consolas" w:cs="Consolas" w:eastAsia="Consolas" w:hAnsi="Consolas"/>
+                <w:color w:val="2A4258"/>
+                <w:sz w:val="16"/>
+                <w:szCs w:val="16"/>
+                <w:shd w:fill="F2F0EA" w:val="clear"/>
+              </w:rPr>
+              <w:t xml:space="preserve">20 Oct 2026, 09:15 am — Glen O'Connor, Kapitol (entered by Ben Smith):</w:t>
+            </w:r>
+            <w:r>
+              <w:rPr>
+                <w:rFonts w:ascii="Arial" w:cs="Arial" w:eastAsia="Arial" w:hAnsi="Arial"/>
+                <w:color w:val="1C2B3A"/>
+                <w:sz w:val="18"/>
+                <w:szCs w:val="18"/>
+              </w:rPr>
+              <w:t xml:space="preserve"> and the text, one entry after another</w:t>
             </w:r>
           </w:p>
         </w:tc>

--- a/docs/word/10 - The Projects Page and Dashboard.docx
+++ b/docs/word/10 - The Projects Page and Dashboard.docx
@@ -1096,7 +1096,7 @@
           <w:sz w:val="20"/>
           <w:szCs w:val="20"/>
         </w:rPr>
-        <w:t xml:space="preserve"> on each row opens a window with the variation's thread: every entry timestamped when it is added, with who it is from (the builder's contact) and who entered it (your name, remembered on this computer, or the signed-in Microsoft account). Each entry is saved to the log as soon as it is added. Entries are never edited or removed, only added.</w:t>
+        <w:t xml:space="preserve"> on each row opens a window with the variation's thread: every entry timestamped when it is added, with who it is from (the builder's contact) and who entered it (your name, remembered on this computer, or the signed-in Microsoft account). Each entry is saved to the log as soon as it is added.</w:t>
       </w:r>
     </w:p>
     <w:p>
@@ -1106,11 +1106,115 @@
       <w:r>
         <w:rPr>
           <w:rFonts w:ascii="Arial" w:cs="Arial" w:eastAsia="Arial" w:hAnsi="Arial"/>
-          <w:color w:val="1C2B3A"/>
-          <w:sz w:val="20"/>
-          <w:szCs w:val="20"/>
-        </w:rPr>
-        <w:t xml:space="preserve">Two people can add commentary to the same variation at once without losing each other's: the window reads the row again just before it saves and merges the two threads. A revision has a thread of its own; the original's stays with the original.</w:t>
+          <w:b/>
+          <w:bCs/>
+          <w:color w:val="1C2B3A"/>
+          <w:sz w:val="20"/>
+          <w:szCs w:val="20"/>
+        </w:rPr>
+        <w:t xml:space="preserve">Edit</w:t>
+      </w:r>
+      <w:r>
+        <w:rPr>
+          <w:rFonts w:ascii="Arial" w:cs="Arial" w:eastAsia="Arial" w:hAnsi="Arial"/>
+          <w:color w:val="1C2B3A"/>
+          <w:sz w:val="20"/>
+          <w:szCs w:val="20"/>
+        </w:rPr>
+        <w:t xml:space="preserve"> and </w:t>
+      </w:r>
+      <w:r>
+        <w:rPr>
+          <w:rFonts w:ascii="Arial" w:cs="Arial" w:eastAsia="Arial" w:hAnsi="Arial"/>
+          <w:b/>
+          <w:bCs/>
+          <w:color w:val="1C2B3A"/>
+          <w:sz w:val="20"/>
+          <w:szCs w:val="20"/>
+        </w:rPr>
+        <w:t xml:space="preserve">Delete</w:t>
+      </w:r>
+      <w:r>
+        <w:rPr>
+          <w:rFonts w:ascii="Arial" w:cs="Arial" w:eastAsia="Arial" w:hAnsi="Arial"/>
+          <w:color w:val="1C2B3A"/>
+          <w:sz w:val="20"/>
+          <w:szCs w:val="20"/>
+        </w:rPr>
+        <w:t xml:space="preserve"> sit on every entry. An edited entry keeps its original timestamp and shows </w:t>
+      </w:r>
+      <w:r>
+        <w:rPr>
+          <w:rFonts w:ascii="Arial" w:cs="Arial" w:eastAsia="Arial" w:hAnsi="Arial"/>
+          <w:i/>
+          <w:iCs/>
+          <w:color w:val="1C2B3A"/>
+          <w:sz w:val="20"/>
+          <w:szCs w:val="20"/>
+        </w:rPr>
+        <w:t xml:space="preserve">edited</w:t>
+      </w:r>
+      <w:r>
+        <w:rPr>
+          <w:rFonts w:ascii="Arial" w:cs="Arial" w:eastAsia="Arial" w:hAnsi="Arial"/>
+          <w:color w:val="1C2B3A"/>
+          <w:sz w:val="20"/>
+          <w:szCs w:val="20"/>
+        </w:rPr>
+        <w:t xml:space="preserve"> with when and by whom. A deleted entry leaves the thread and the </w:t>
+      </w:r>
+      <w:r>
+        <w:rPr>
+          <w:rFonts w:ascii="Consolas" w:cs="Consolas" w:eastAsia="Consolas" w:hAnsi="Consolas"/>
+          <w:color w:val="2A4258"/>
+          <w:sz w:val="18"/>
+          <w:szCs w:val="18"/>
+          <w:shd w:fill="F2F0EA" w:val="clear"/>
+        </w:rPr>
+        <w:t xml:space="preserve">BuilderCommentary</w:t>
+      </w:r>
+      <w:r>
+        <w:rPr>
+          <w:rFonts w:ascii="Arial" w:cs="Arial" w:eastAsia="Arial" w:hAnsi="Arial"/>
+          <w:color w:val="1C2B3A"/>
+          <w:sz w:val="20"/>
+          <w:szCs w:val="20"/>
+        </w:rPr>
+        <w:t xml:space="preserve"> column, but is kept behind </w:t>
+      </w:r>
+      <w:r>
+        <w:rPr>
+          <w:rFonts w:ascii="Arial" w:cs="Arial" w:eastAsia="Arial" w:hAnsi="Arial"/>
+          <w:b/>
+          <w:bCs/>
+          <w:color w:val="1C2B3A"/>
+          <w:sz w:val="20"/>
+          <w:szCs w:val="20"/>
+        </w:rPr>
+        <w:t xml:space="preserve">Show deleted</w:t>
+      </w:r>
+      <w:r>
+        <w:rPr>
+          <w:rFonts w:ascii="Arial" w:cs="Arial" w:eastAsia="Arial" w:hAnsi="Arial"/>
+          <w:color w:val="1C2B3A"/>
+          <w:sz w:val="20"/>
+          <w:szCs w:val="20"/>
+        </w:rPr>
+        <w:t xml:space="preserve"> with when and by whom it was deleted, so the record of what the builder said is never silently lost.</w:t>
+      </w:r>
+    </w:p>
+    <w:p>
+      <w:pPr>
+        <w:spacing w:after="160" w:line="276"/>
+      </w:pPr>
+      <w:r>
+        <w:rPr>
+          <w:rFonts w:ascii="Arial" w:cs="Arial" w:eastAsia="Arial" w:hAnsi="Arial"/>
+          <w:color w:val="1C2B3A"/>
+          <w:sz w:val="20"/>
+          <w:szCs w:val="20"/>
+        </w:rPr>
+        <w:t xml:space="preserve">Two people can work on the same variation's commentary at once without losing each other's changes: the window reads the row again just before it saves and merges the two threads entry by entry, and where both changed the same entry the later change wins. A save from the form does the same. A revision has a thread of its own; the original's stays with the original.</w:t>
       </w:r>
     </w:p>
     <w:p>

--- a/docs/word/10 - The Projects Page and Dashboard.docx
+++ b/docs/word/10 - The Projects Page and Dashboard.docx
@@ -1055,6 +1055,160 @@
           <w:szCs w:val="20"/>
         </w:rPr>
         <w:t xml:space="preserve"> total adds up the approved values entered, and says how many approved variations do not have one yet.</w:t>
+      </w:r>
+    </w:p>
+    <w:p>
+      <w:pPr>
+        <w:spacing w:after="160" w:line="276"/>
+      </w:pPr>
+      <w:r>
+        <w:rPr>
+          <w:rFonts w:ascii="Arial" w:cs="Arial" w:eastAsia="Arial" w:hAnsi="Arial"/>
+          <w:color w:val="1C2B3A"/>
+          <w:sz w:val="20"/>
+          <w:szCs w:val="20"/>
+        </w:rPr>
+        <w:t xml:space="preserve">The approved value can also be entered as a </w:t>
+      </w:r>
+      <w:r>
+        <w:rPr>
+          <w:rFonts w:ascii="Arial" w:cs="Arial" w:eastAsia="Arial" w:hAnsi="Arial"/>
+          <w:b/>
+          <w:bCs/>
+          <w:color w:val="1C2B3A"/>
+          <w:sz w:val="20"/>
+          <w:szCs w:val="20"/>
+        </w:rPr>
+        <w:t xml:space="preserve">percentage</w:t>
+      </w:r>
+      <w:r>
+        <w:rPr>
+          <w:rFonts w:ascii="Arial" w:cs="Arial" w:eastAsia="Arial" w:hAnsi="Arial"/>
+          <w:color w:val="1C2B3A"/>
+          <w:sz w:val="20"/>
+          <w:szCs w:val="20"/>
+        </w:rPr>
+        <w:t xml:space="preserve"> of the variation's value: type it in </w:t>
+      </w:r>
+      <w:r>
+        <w:rPr>
+          <w:rFonts w:ascii="Arial" w:cs="Arial" w:eastAsia="Arial" w:hAnsi="Arial"/>
+          <w:b/>
+          <w:bCs/>
+          <w:color w:val="1C2B3A"/>
+          <w:sz w:val="20"/>
+          <w:szCs w:val="20"/>
+        </w:rPr>
+        <w:t xml:space="preserve">Approved %</w:t>
+      </w:r>
+      <w:r>
+        <w:rPr>
+          <w:rFonts w:ascii="Arial" w:cs="Arial" w:eastAsia="Arial" w:hAnsi="Arial"/>
+          <w:color w:val="1C2B3A"/>
+          <w:sz w:val="20"/>
+          <w:szCs w:val="20"/>
+        </w:rPr>
+        <w:t xml:space="preserve">, or click </w:t>
+      </w:r>
+      <w:r>
+        <w:rPr>
+          <w:rFonts w:ascii="Arial" w:cs="Arial" w:eastAsia="Arial" w:hAnsi="Arial"/>
+          <w:b/>
+          <w:bCs/>
+          <w:color w:val="1C2B3A"/>
+          <w:sz w:val="20"/>
+          <w:szCs w:val="20"/>
+        </w:rPr>
+        <w:t xml:space="preserve">100%</w:t>
+      </w:r>
+      <w:r>
+        <w:rPr>
+          <w:rFonts w:ascii="Arial" w:cs="Arial" w:eastAsia="Arial" w:hAnsi="Arial"/>
+          <w:color w:val="1C2B3A"/>
+          <w:sz w:val="20"/>
+          <w:szCs w:val="20"/>
+        </w:rPr>
+        <w:t xml:space="preserve">, </w:t>
+      </w:r>
+      <w:r>
+        <w:rPr>
+          <w:rFonts w:ascii="Arial" w:cs="Arial" w:eastAsia="Arial" w:hAnsi="Arial"/>
+          <w:b/>
+          <w:bCs/>
+          <w:color w:val="1C2B3A"/>
+          <w:sz w:val="20"/>
+          <w:szCs w:val="20"/>
+        </w:rPr>
+        <w:t xml:space="preserve">80%</w:t>
+      </w:r>
+      <w:r>
+        <w:rPr>
+          <w:rFonts w:ascii="Arial" w:cs="Arial" w:eastAsia="Arial" w:hAnsi="Arial"/>
+          <w:color w:val="1C2B3A"/>
+          <w:sz w:val="20"/>
+          <w:szCs w:val="20"/>
+        </w:rPr>
+        <w:t xml:space="preserve">, </w:t>
+      </w:r>
+      <w:r>
+        <w:rPr>
+          <w:rFonts w:ascii="Arial" w:cs="Arial" w:eastAsia="Arial" w:hAnsi="Arial"/>
+          <w:b/>
+          <w:bCs/>
+          <w:color w:val="1C2B3A"/>
+          <w:sz w:val="20"/>
+          <w:szCs w:val="20"/>
+        </w:rPr>
+        <w:t xml:space="preserve">50%</w:t>
+      </w:r>
+      <w:r>
+        <w:rPr>
+          <w:rFonts w:ascii="Arial" w:cs="Arial" w:eastAsia="Arial" w:hAnsi="Arial"/>
+          <w:color w:val="1C2B3A"/>
+          <w:sz w:val="20"/>
+          <w:szCs w:val="20"/>
+        </w:rPr>
+        <w:t xml:space="preserve"> or </w:t>
+      </w:r>
+      <w:r>
+        <w:rPr>
+          <w:rFonts w:ascii="Arial" w:cs="Arial" w:eastAsia="Arial" w:hAnsi="Arial"/>
+          <w:b/>
+          <w:bCs/>
+          <w:color w:val="1C2B3A"/>
+          <w:sz w:val="20"/>
+          <w:szCs w:val="20"/>
+        </w:rPr>
+        <w:t xml:space="preserve">20%</w:t>
+      </w:r>
+      <w:r>
+        <w:rPr>
+          <w:rFonts w:ascii="Arial" w:cs="Arial" w:eastAsia="Arial" w:hAnsi="Arial"/>
+          <w:color w:val="1C2B3A"/>
+          <w:sz w:val="20"/>
+          <w:szCs w:val="20"/>
+        </w:rPr>
+        <w:t xml:space="preserve">, and the value is worked out (80% of $1,600.00 is $1,280.00). Typing the value instead fills in the percentage. Only the value is saved, so no new column is needed; the dashboard shows the share under each approved value (</w:t>
+      </w:r>
+      <w:r>
+        <w:rPr>
+          <w:rFonts w:ascii="Arial" w:cs="Arial" w:eastAsia="Arial" w:hAnsi="Arial"/>
+          <w:i/>
+          <w:iCs/>
+          <w:color w:val="1C2B3A"/>
+          <w:sz w:val="20"/>
+          <w:szCs w:val="20"/>
+        </w:rPr>
+        <w:t xml:space="preserve">90.63% of value</w:t>
+      </w:r>
+      <w:r>
+        <w:rPr>
+          <w:rFonts w:ascii="Arial" w:cs="Arial" w:eastAsia="Arial" w:hAnsi="Arial"/>
+          <w:color w:val="1C2B3A"/>
+          <w:sz w:val="20"/>
+          <w:szCs w:val="20"/>
+        </w:rPr>
+        <w:t xml:space="preserve">).</w:t>
       </w:r>
     </w:p>
     <w:p>

--- a/docs/word/10 - The Projects Page and Dashboard.docx
+++ b/docs/word/10 - The Projects Page and Dashboard.docx
@@ -1516,6 +1516,393 @@
           <w:szCs w:val="20"/>
         </w:rPr>
         <w:t xml:space="preserve"> until they are reopened and saved again.</w:t>
+      </w:r>
+    </w:p>
+    <w:p>
+      <w:pPr>
+        <w:pStyle w:val="Heading2"/>
+        <w:spacing w:after="140" w:before="320"/>
+      </w:pPr>
+      <w:r>
+        <w:rPr>
+          <w:rFonts w:ascii="Arial" w:cs="Arial" w:eastAsia="Arial" w:hAnsi="Arial"/>
+          <w:b/>
+          <w:bCs/>
+          <w:color w:val="2A4258"/>
+          <w:sz w:val="24"/>
+          <w:szCs w:val="24"/>
+        </w:rPr>
+        <w:t xml:space="preserve">Deleting a variation</w:t>
+      </w:r>
+    </w:p>
+    <w:p>
+      <w:pPr>
+        <w:spacing w:after="160" w:line="276"/>
+      </w:pPr>
+      <w:r>
+        <w:rPr>
+          <w:rFonts w:ascii="Arial" w:cs="Arial" w:eastAsia="Arial" w:hAnsi="Arial"/>
+          <w:b/>
+          <w:bCs/>
+          <w:color w:val="1C2B3A"/>
+          <w:sz w:val="20"/>
+          <w:szCs w:val="20"/>
+        </w:rPr>
+        <w:t xml:space="preserve">Delete</w:t>
+      </w:r>
+      <w:r>
+        <w:rPr>
+          <w:rFonts w:ascii="Arial" w:cs="Arial" w:eastAsia="Arial" w:hAnsi="Arial"/>
+          <w:color w:val="1C2B3A"/>
+          <w:sz w:val="20"/>
+          <w:szCs w:val="20"/>
+        </w:rPr>
+        <w:t xml:space="preserve"> beside </w:t>
+      </w:r>
+      <w:r>
+        <w:rPr>
+          <w:rFonts w:ascii="Arial" w:cs="Arial" w:eastAsia="Arial" w:hAnsi="Arial"/>
+          <w:b/>
+          <w:bCs/>
+          <w:color w:val="1C2B3A"/>
+          <w:sz w:val="20"/>
+          <w:szCs w:val="20"/>
+        </w:rPr>
+        <w:t xml:space="preserve">Open</w:t>
+      </w:r>
+      <w:r>
+        <w:rPr>
+          <w:rFonts w:ascii="Arial" w:cs="Arial" w:eastAsia="Arial" w:hAnsi="Arial"/>
+          <w:color w:val="1C2B3A"/>
+          <w:sz w:val="20"/>
+          <w:szCs w:val="20"/>
+        </w:rPr>
+        <w:t xml:space="preserve"> takes a variation off its project's dashboard, after a pop-up asks to confirm it. Nothing is destroyed:</w:t>
+      </w:r>
+    </w:p>
+    <w:p>
+      <w:pPr>
+        <w:pStyle w:val="ListParagraph"/>
+        <w:numPr>
+          <w:ilvl w:val="0"/>
+          <w:numId w:val="2"/>
+        </w:numPr>
+        <w:spacing w:after="80"/>
+      </w:pPr>
+      <w:r>
+        <w:rPr>
+          <w:rFonts w:ascii="Arial" w:cs="Arial" w:eastAsia="Arial" w:hAnsi="Arial"/>
+          <w:color w:val="1C2B3A"/>
+          <w:sz w:val="20"/>
+          <w:szCs w:val="20"/>
+        </w:rPr>
+        <w:t xml:space="preserve">its row stays in the variation log, marked deleted (with when and by whom) inside its saved form, so </w:t>
+      </w:r>
+      <w:r>
+        <w:rPr>
+          <w:rFonts w:ascii="Arial" w:cs="Arial" w:eastAsia="Arial" w:hAnsi="Arial"/>
+          <w:b/>
+          <w:bCs/>
+          <w:color w:val="1C2B3A"/>
+          <w:sz w:val="20"/>
+          <w:szCs w:val="20"/>
+        </w:rPr>
+        <w:t xml:space="preserve">no new column or flow change is needed</w:t>
+      </w:r>
+      <w:r>
+        <w:rPr>
+          <w:rFonts w:ascii="Arial" w:cs="Arial" w:eastAsia="Arial" w:hAnsi="Arial"/>
+          <w:color w:val="1C2B3A"/>
+          <w:sz w:val="20"/>
+          <w:szCs w:val="20"/>
+        </w:rPr>
+        <w:t xml:space="preserve">;</w:t>
+      </w:r>
+    </w:p>
+    <w:p>
+      <w:pPr>
+        <w:pStyle w:val="ListParagraph"/>
+        <w:numPr>
+          <w:ilvl w:val="0"/>
+          <w:numId w:val="2"/>
+        </w:numPr>
+        <w:spacing w:after="80"/>
+      </w:pPr>
+      <w:r>
+        <w:rPr>
+          <w:rFonts w:ascii="Arial" w:cs="Arial" w:eastAsia="Arial" w:hAnsi="Arial"/>
+          <w:color w:val="1C2B3A"/>
+          <w:sz w:val="20"/>
+          <w:szCs w:val="20"/>
+        </w:rPr>
+        <w:t xml:space="preserve">its PDF stays in the project folder, and its variation file stays attached to its row;</w:t>
+      </w:r>
+    </w:p>
+    <w:p>
+      <w:pPr>
+        <w:pStyle w:val="ListParagraph"/>
+        <w:numPr>
+          <w:ilvl w:val="0"/>
+          <w:numId w:val="2"/>
+        </w:numPr>
+        <w:spacing w:after="80"/>
+      </w:pPr>
+      <w:r>
+        <w:rPr>
+          <w:rFonts w:ascii="Arial" w:cs="Arial" w:eastAsia="Arial" w:hAnsi="Arial"/>
+          <w:color w:val="1C2B3A"/>
+          <w:sz w:val="20"/>
+          <w:szCs w:val="20"/>
+        </w:rPr>
+        <w:t xml:space="preserve">it keeps its number, so the next new variation does not reuse it.</w:t>
+      </w:r>
+    </w:p>
+    <w:p>
+      <w:pPr>
+        <w:spacing w:after="160" w:line="276"/>
+      </w:pPr>
+      <w:r>
+        <w:rPr>
+          <w:rFonts w:ascii="Arial" w:cs="Arial" w:eastAsia="Arial" w:hAnsi="Arial"/>
+          <w:color w:val="1C2B3A"/>
+          <w:sz w:val="20"/>
+          <w:szCs w:val="20"/>
+        </w:rPr>
+        <w:t xml:space="preserve">It drops out of the dashboard's table and totals, the projects page, and the cover sheet's </w:t>
+      </w:r>
+      <w:r>
+        <w:rPr>
+          <w:rFonts w:ascii="Arial" w:cs="Arial" w:eastAsia="Arial" w:hAnsi="Arial"/>
+          <w:i/>
+          <w:iCs/>
+          <w:color w:val="1C2B3A"/>
+          <w:sz w:val="20"/>
+          <w:szCs w:val="20"/>
+        </w:rPr>
+        <w:t xml:space="preserve">Previous variations</w:t>
+      </w:r>
+      <w:r>
+        <w:rPr>
+          <w:rFonts w:ascii="Arial" w:cs="Arial" w:eastAsia="Arial" w:hAnsi="Arial"/>
+          <w:color w:val="1C2B3A"/>
+          <w:sz w:val="20"/>
+          <w:szCs w:val="20"/>
+        </w:rPr>
+        <w:t xml:space="preserve">. Each revision has its own Delete, so deleting </w:t>
+      </w:r>
+      <w:r>
+        <w:rPr>
+          <w:rFonts w:ascii="Consolas" w:cs="Consolas" w:eastAsia="Consolas" w:hAnsi="Consolas"/>
+          <w:color w:val="2A4258"/>
+          <w:sz w:val="18"/>
+          <w:szCs w:val="18"/>
+          <w:shd w:fill="F2F0EA" w:val="clear"/>
+        </w:rPr>
+        <w:t xml:space="preserve">VAR-001.1</w:t>
+      </w:r>
+      <w:r>
+        <w:rPr>
+          <w:rFonts w:ascii="Arial" w:cs="Arial" w:eastAsia="Arial" w:hAnsi="Arial"/>
+          <w:color w:val="1C2B3A"/>
+          <w:sz w:val="20"/>
+          <w:szCs w:val="20"/>
+        </w:rPr>
+        <w:t xml:space="preserve"> leaves </w:t>
+      </w:r>
+      <w:r>
+        <w:rPr>
+          <w:rFonts w:ascii="Consolas" w:cs="Consolas" w:eastAsia="Consolas" w:hAnsi="Consolas"/>
+          <w:color w:val="2A4258"/>
+          <w:sz w:val="18"/>
+          <w:szCs w:val="18"/>
+          <w:shd w:fill="F2F0EA" w:val="clear"/>
+        </w:rPr>
+        <w:t xml:space="preserve">VAR-001</w:t>
+      </w:r>
+      <w:r>
+        <w:rPr>
+          <w:rFonts w:ascii="Arial" w:cs="Arial" w:eastAsia="Arial" w:hAnsi="Arial"/>
+          <w:color w:val="1C2B3A"/>
+          <w:sz w:val="20"/>
+          <w:szCs w:val="20"/>
+        </w:rPr>
+        <w:t xml:space="preserve"> as the current one.</w:t>
+      </w:r>
+    </w:p>
+    <w:p>
+      <w:pPr>
+        <w:spacing w:after="160" w:line="276"/>
+      </w:pPr>
+      <w:r>
+        <w:rPr>
+          <w:rFonts w:ascii="Arial" w:cs="Arial" w:eastAsia="Arial" w:hAnsi="Arial"/>
+          <w:b/>
+          <w:bCs/>
+          <w:color w:val="1C2B3A"/>
+          <w:sz w:val="20"/>
+          <w:szCs w:val="20"/>
+        </w:rPr>
+        <w:t xml:space="preserve">Getting one back is for the administrator.</w:t>
+      </w:r>
+      <w:r>
+        <w:rPr>
+          <w:rFonts w:ascii="Arial" w:cs="Arial" w:eastAsia="Arial" w:hAnsi="Arial"/>
+          <w:color w:val="1C2B3A"/>
+          <w:sz w:val="20"/>
+          <w:szCs w:val="20"/>
+        </w:rPr>
+        <w:t xml:space="preserve"> </w:t>
+      </w:r>
+      <w:r>
+        <w:rPr>
+          <w:rFonts w:ascii="Arial" w:cs="Arial" w:eastAsia="Arial" w:hAnsi="Arial"/>
+          <w:b/>
+          <w:bCs/>
+          <w:color w:val="1C2B3A"/>
+          <w:sz w:val="20"/>
+          <w:szCs w:val="20"/>
+        </w:rPr>
+        <w:t xml:space="preserve">Administrator settings → D · Deleted variations</w:t>
+      </w:r>
+      <w:r>
+        <w:rPr>
+          <w:rFonts w:ascii="Arial" w:cs="Arial" w:eastAsia="Arial" w:hAnsi="Arial"/>
+          <w:color w:val="1C2B3A"/>
+          <w:sz w:val="20"/>
+          <w:szCs w:val="20"/>
+        </w:rPr>
+        <w:t xml:space="preserve">: pick the office, </w:t>
+      </w:r>
+      <w:r>
+        <w:rPr>
+          <w:rFonts w:ascii="Arial" w:cs="Arial" w:eastAsia="Arial" w:hAnsi="Arial"/>
+          <w:b/>
+          <w:bCs/>
+          <w:color w:val="1C2B3A"/>
+          <w:sz w:val="20"/>
+          <w:szCs w:val="20"/>
+        </w:rPr>
+        <w:t xml:space="preserve">Show deleted variations</w:t>
+      </w:r>
+      <w:r>
+        <w:rPr>
+          <w:rFonts w:ascii="Arial" w:cs="Arial" w:eastAsia="Arial" w:hAnsi="Arial"/>
+          <w:color w:val="1C2B3A"/>
+          <w:sz w:val="20"/>
+          <w:szCs w:val="20"/>
+        </w:rPr>
+        <w:t xml:space="preserve">, and </w:t>
+      </w:r>
+      <w:r>
+        <w:rPr>
+          <w:rFonts w:ascii="Arial" w:cs="Arial" w:eastAsia="Arial" w:hAnsi="Arial"/>
+          <w:b/>
+          <w:bCs/>
+          <w:color w:val="1C2B3A"/>
+          <w:sz w:val="20"/>
+          <w:szCs w:val="20"/>
+        </w:rPr>
+        <w:t xml:space="preserve">Restore</w:t>
+      </w:r>
+      <w:r>
+        <w:rPr>
+          <w:rFonts w:ascii="Arial" w:cs="Arial" w:eastAsia="Arial" w:hAnsi="Arial"/>
+          <w:color w:val="1C2B3A"/>
+          <w:sz w:val="20"/>
+          <w:szCs w:val="20"/>
+        </w:rPr>
+        <w:t xml:space="preserve"> beside the one wanted. It is back on its project's dashboard exactly as it was. Listing an office in one go uses the log read's whole-office step (</w:t>
+      </w:r>
+      <w:r>
+        <w:rPr>
+          <w:rFonts w:ascii="Arial" w:cs="Arial" w:eastAsia="Arial" w:hAnsi="Arial"/>
+          <w:b/>
+          <w:bCs/>
+          <w:color w:val="1C2B3A"/>
+          <w:sz w:val="20"/>
+          <w:szCs w:val="20"/>
+        </w:rPr>
+        <w:t xml:space="preserve">section 3</w:t>
+      </w:r>
+      <w:r>
+        <w:rPr>
+          <w:rFonts w:ascii="Arial" w:cs="Arial" w:eastAsia="Arial" w:hAnsi="Arial"/>
+          <w:color w:val="1C2B3A"/>
+          <w:sz w:val="20"/>
+          <w:szCs w:val="20"/>
+        </w:rPr>
+        <w:t xml:space="preserve">); without it, open one of that office's projects first.</w:t>
+      </w:r>
+    </w:p>
+    <w:p>
+      <w:pPr>
+        <w:spacing w:after="160" w:line="276"/>
+      </w:pPr>
+      <w:r>
+        <w:rPr>
+          <w:rFonts w:ascii="Arial" w:cs="Arial" w:eastAsia="Arial" w:hAnsi="Arial"/>
+          <w:color w:val="1C2B3A"/>
+          <w:sz w:val="20"/>
+          <w:szCs w:val="20"/>
+        </w:rPr>
+        <w:t xml:space="preserve">Optional: to see deletions in the SharePoint list itself, flow 5 is also sent </w:t>
+      </w:r>
+      <w:r>
+        <w:rPr>
+          <w:rFonts w:ascii="Consolas" w:cs="Consolas" w:eastAsia="Consolas" w:hAnsi="Consolas"/>
+          <w:color w:val="2A4258"/>
+          <w:sz w:val="18"/>
+          <w:szCs w:val="18"/>
+          <w:shd w:fill="F2F0EA" w:val="clear"/>
+        </w:rPr>
+        <w:t xml:space="preserve">deleted</w:t>
+      </w:r>
+      <w:r>
+        <w:rPr>
+          <w:rFonts w:ascii="Arial" w:cs="Arial" w:eastAsia="Arial" w:hAnsi="Arial"/>
+          <w:color w:val="1C2B3A"/>
+          <w:sz w:val="20"/>
+          <w:szCs w:val="20"/>
+        </w:rPr>
+        <w:t xml:space="preserve"> (true/false), </w:t>
+      </w:r>
+      <w:r>
+        <w:rPr>
+          <w:rFonts w:ascii="Consolas" w:cs="Consolas" w:eastAsia="Consolas" w:hAnsi="Consolas"/>
+          <w:color w:val="2A4258"/>
+          <w:sz w:val="18"/>
+          <w:szCs w:val="18"/>
+          <w:shd w:fill="F2F0EA" w:val="clear"/>
+        </w:rPr>
+        <w:t xml:space="preserve">deletedAt</w:t>
+      </w:r>
+      <w:r>
+        <w:rPr>
+          <w:rFonts w:ascii="Arial" w:cs="Arial" w:eastAsia="Arial" w:hAnsi="Arial"/>
+          <w:color w:val="1C2B3A"/>
+          <w:sz w:val="20"/>
+          <w:szCs w:val="20"/>
+        </w:rPr>
+        <w:t xml:space="preserve"> and </w:t>
+      </w:r>
+      <w:r>
+        <w:rPr>
+          <w:rFonts w:ascii="Consolas" w:cs="Consolas" w:eastAsia="Consolas" w:hAnsi="Consolas"/>
+          <w:color w:val="2A4258"/>
+          <w:sz w:val="18"/>
+          <w:szCs w:val="18"/>
+          <w:shd w:fill="F2F0EA" w:val="clear"/>
+        </w:rPr>
+        <w:t xml:space="preserve">deletedBy</w:t>
+      </w:r>
+      <w:r>
+        <w:rPr>
+          <w:rFonts w:ascii="Arial" w:cs="Arial" w:eastAsia="Arial" w:hAnsi="Arial"/>
+          <w:color w:val="1C2B3A"/>
+          <w:sz w:val="20"/>
+          <w:szCs w:val="20"/>
+        </w:rPr>
+        <w:t xml:space="preserve">. Map them to columns (Yes/No, Date and time, Single line of text) if you want them; the app does not need them.</w:t>
       </w:r>
     </w:p>
     <w:p>
